--- a/Informe Data Analisis.docx
+++ b/Informe Data Analisis.docx
@@ -264,14 +264,30 @@
       <w:pPr>
         <w:pStyle w:val="Estilo1"/>
         <w:jc w:val="both"/>
-      </w:pPr>
-      <w:r>
+        <w:rPr>
+          <w:sz w:val="23"/>
+          <w:szCs w:val="23"/>
+        </w:rPr>
+      </w:pPr>
+      <w:r>
+        <w:rPr>
+          <w:sz w:val="23"/>
+          <w:szCs w:val="23"/>
+        </w:rPr>
         <w:t>1.1</w:t>
       </w:r>
       <w:r>
+        <w:rPr>
+          <w:sz w:val="23"/>
+          <w:szCs w:val="23"/>
+        </w:rPr>
         <w:t xml:space="preserve"> </w:t>
       </w:r>
       <w:r>
+        <w:rPr>
+          <w:sz w:val="23"/>
+          <w:szCs w:val="23"/>
+        </w:rPr>
         <w:t>Que es Football Manager 2023 y cómo funciona</w:t>
       </w:r>
     </w:p>
@@ -1842,223 +1858,1241 @@
       <w:pPr>
         <w:rPr>
           <w:rFonts w:ascii="Arial" w:hAnsi="Arial" w:cs="Arial"/>
-        </w:rPr>
-      </w:pPr>
-    </w:p>
-    <w:p>
-      <w:pPr>
-        <w:ind w:left="360"/>
-      </w:pPr>
-      <w:r>
-        <w:rPr>
           <w:b/>
           <w:bCs/>
         </w:rPr>
+      </w:pPr>
+    </w:p>
+    <w:p>
+      <w:pPr>
+        <w:jc w:val="both"/>
+        <w:rPr>
+          <w:rFonts w:ascii="Arial" w:hAnsi="Arial" w:cs="Arial"/>
+        </w:rPr>
+      </w:pPr>
+      <w:r>
+        <w:rPr>
+          <w:rFonts w:ascii="Arial" w:hAnsi="Arial" w:cs="Arial"/>
+          <w:b/>
+          <w:bCs/>
+        </w:rPr>
         <w:lastRenderedPageBreak/>
         <w:t>4. Análisis Exploratorio (EDA)</w:t>
       </w:r>
     </w:p>
     <w:p>
       <w:pPr>
-        <w:rPr>
-          <w:rFonts w:ascii="Arial" w:hAnsi="Arial" w:cs="Arial"/>
-        </w:rPr>
-      </w:pPr>
-    </w:p>
-    <w:p>
-      <w:pPr>
-        <w:rPr>
-          <w:rFonts w:ascii="Arial" w:hAnsi="Arial" w:cs="Arial"/>
-        </w:rPr>
-      </w:pPr>
-    </w:p>
-    <w:p>
-      <w:pPr>
-        <w:rPr>
-          <w:rFonts w:ascii="Arial" w:hAnsi="Arial" w:cs="Arial"/>
-        </w:rPr>
-      </w:pPr>
-    </w:p>
-    <w:p>
-      <w:pPr>
-        <w:rPr>
-          <w:rFonts w:ascii="Arial" w:hAnsi="Arial" w:cs="Arial"/>
-        </w:rPr>
-      </w:pPr>
-    </w:p>
-    <w:p>
-      <w:pPr>
-        <w:rPr>
-          <w:rFonts w:ascii="Arial" w:hAnsi="Arial" w:cs="Arial"/>
-        </w:rPr>
-      </w:pPr>
-    </w:p>
-    <w:p>
-      <w:pPr>
-        <w:rPr>
-          <w:rFonts w:ascii="Arial" w:hAnsi="Arial" w:cs="Arial"/>
-        </w:rPr>
-      </w:pPr>
-    </w:p>
-    <w:p>
-      <w:pPr>
-        <w:rPr>
-          <w:rFonts w:ascii="Arial" w:hAnsi="Arial" w:cs="Arial"/>
-        </w:rPr>
-      </w:pPr>
-    </w:p>
-    <w:p>
-      <w:pPr>
-        <w:rPr>
-          <w:rFonts w:ascii="Arial" w:hAnsi="Arial" w:cs="Arial"/>
-        </w:rPr>
-      </w:pPr>
-    </w:p>
-    <w:p>
-      <w:pPr>
-        <w:rPr>
-          <w:rFonts w:ascii="Arial" w:hAnsi="Arial" w:cs="Arial"/>
-        </w:rPr>
-      </w:pPr>
-    </w:p>
-    <w:p>
-      <w:pPr>
-        <w:rPr>
-          <w:rFonts w:ascii="Arial" w:hAnsi="Arial" w:cs="Arial"/>
-        </w:rPr>
-      </w:pPr>
-    </w:p>
-    <w:p>
-      <w:pPr>
-        <w:rPr>
-          <w:rFonts w:ascii="Arial" w:hAnsi="Arial" w:cs="Arial"/>
-        </w:rPr>
-      </w:pPr>
-    </w:p>
-    <w:p>
-      <w:pPr>
-        <w:rPr>
-          <w:rFonts w:ascii="Arial" w:hAnsi="Arial" w:cs="Arial"/>
-        </w:rPr>
-      </w:pPr>
-    </w:p>
-    <w:p>
-      <w:pPr>
-        <w:rPr>
-          <w:rFonts w:ascii="Arial" w:hAnsi="Arial" w:cs="Arial"/>
-        </w:rPr>
-      </w:pPr>
-    </w:p>
-    <w:p>
-      <w:pPr>
-        <w:rPr>
-          <w:rFonts w:ascii="Arial" w:hAnsi="Arial" w:cs="Arial"/>
-        </w:rPr>
-      </w:pPr>
-    </w:p>
-    <w:p>
-      <w:pPr>
-        <w:rPr>
-          <w:rFonts w:ascii="Arial" w:hAnsi="Arial" w:cs="Arial"/>
-        </w:rPr>
-      </w:pPr>
-    </w:p>
-    <w:p>
-      <w:pPr>
-        <w:rPr>
-          <w:rFonts w:ascii="Arial" w:hAnsi="Arial" w:cs="Arial"/>
-        </w:rPr>
-      </w:pPr>
-    </w:p>
-    <w:p>
-      <w:pPr>
-        <w:rPr>
-          <w:rFonts w:ascii="Arial" w:hAnsi="Arial" w:cs="Arial"/>
-        </w:rPr>
-      </w:pPr>
-    </w:p>
-    <w:p>
-      <w:pPr>
-        <w:rPr>
-          <w:rFonts w:ascii="Arial" w:hAnsi="Arial" w:cs="Arial"/>
-        </w:rPr>
-      </w:pPr>
-    </w:p>
-    <w:p>
-      <w:pPr>
-        <w:rPr>
-          <w:rFonts w:ascii="Arial" w:hAnsi="Arial" w:cs="Arial"/>
-        </w:rPr>
-      </w:pPr>
-    </w:p>
-    <w:p>
-      <w:pPr>
-        <w:rPr>
-          <w:rFonts w:ascii="Arial" w:hAnsi="Arial" w:cs="Arial"/>
-        </w:rPr>
-      </w:pPr>
-    </w:p>
-    <w:p>
-      <w:pPr>
-        <w:rPr>
-          <w:rFonts w:ascii="Arial" w:hAnsi="Arial" w:cs="Arial"/>
-        </w:rPr>
-      </w:pPr>
-    </w:p>
-    <w:p>
-      <w:pPr>
-        <w:rPr>
-          <w:rFonts w:ascii="Arial" w:hAnsi="Arial" w:cs="Arial"/>
-        </w:rPr>
-      </w:pPr>
-    </w:p>
-    <w:p>
-      <w:pPr>
-        <w:rPr>
-          <w:rFonts w:ascii="Arial" w:hAnsi="Arial" w:cs="Arial"/>
-        </w:rPr>
-      </w:pPr>
-    </w:p>
-    <w:p>
-      <w:pPr>
-        <w:rPr>
-          <w:rFonts w:ascii="Arial" w:hAnsi="Arial" w:cs="Arial"/>
-        </w:rPr>
-      </w:pPr>
-    </w:p>
-    <w:p>
-      <w:pPr>
-        <w:rPr>
-          <w:rFonts w:ascii="Arial" w:hAnsi="Arial" w:cs="Arial"/>
-        </w:rPr>
-      </w:pPr>
-    </w:p>
-    <w:p>
-      <w:pPr>
-        <w:rPr>
-          <w:rFonts w:ascii="Arial" w:hAnsi="Arial" w:cs="Arial"/>
-        </w:rPr>
-      </w:pPr>
-    </w:p>
-    <w:p>
-      <w:pPr>
-        <w:rPr>
-          <w:rFonts w:ascii="Arial" w:hAnsi="Arial" w:cs="Arial"/>
-        </w:rPr>
-      </w:pPr>
-    </w:p>
-    <w:p>
-      <w:pPr>
-        <w:rPr>
-          <w:rFonts w:ascii="Arial" w:hAnsi="Arial" w:cs="Arial"/>
-        </w:rPr>
-      </w:pPr>
-    </w:p>
-    <w:p>
-      <w:r>
-        <w:rPr>
+        <w:jc w:val="both"/>
+        <w:rPr>
+          <w:rFonts w:ascii="Arial" w:hAnsi="Arial" w:cs="Arial"/>
           <w:b/>
           <w:bCs/>
+          <w:sz w:val="23"/>
+          <w:szCs w:val="23"/>
+        </w:rPr>
+      </w:pPr>
+      <w:r>
+        <w:rPr>
+          <w:rFonts w:ascii="Arial" w:hAnsi="Arial" w:cs="Arial"/>
+          <w:b/>
+          <w:bCs/>
+          <w:sz w:val="23"/>
+          <w:szCs w:val="23"/>
+        </w:rPr>
+        <w:t xml:space="preserve">4.1 </w:t>
+      </w:r>
+      <w:r>
+        <w:rPr>
+          <w:rFonts w:ascii="Arial" w:hAnsi="Arial" w:cs="Arial"/>
+          <w:b/>
+          <w:bCs/>
+          <w:sz w:val="23"/>
+          <w:szCs w:val="23"/>
+        </w:rPr>
+        <w:t>Introducción al análisis exploratorio</w:t>
+      </w:r>
+    </w:p>
+    <w:p>
+      <w:pPr>
+        <w:jc w:val="both"/>
+        <w:rPr>
+          <w:rFonts w:ascii="Arial" w:hAnsi="Arial" w:cs="Arial"/>
+        </w:rPr>
+      </w:pPr>
+      <w:r>
+        <w:rPr>
+          <w:rFonts w:ascii="Arial" w:hAnsi="Arial" w:cs="Arial"/>
+        </w:rPr>
+        <w:t>La piedra base de este dataset y del trabajo son los jugadores, para poder buscar patrones y relaciones hay que entender primero el dato y lo que representa.</w:t>
+      </w:r>
+    </w:p>
+    <w:p>
+      <w:pPr>
+        <w:jc w:val="both"/>
+        <w:rPr>
+          <w:rFonts w:ascii="Arial" w:hAnsi="Arial" w:cs="Arial"/>
+        </w:rPr>
+      </w:pPr>
+      <w:r>
+        <w:rPr>
+          <w:rFonts w:ascii="Arial" w:hAnsi="Arial" w:cs="Arial"/>
+        </w:rPr>
+        <w:t>Como el objetivo principal del trabajo es formar un once de partido, el análisis irá dirigido a observar y analizar los datos distinguiendo por posiciones y estableciendo una</w:t>
+      </w:r>
+      <w:r>
+        <w:rPr>
+          <w:rFonts w:ascii="Arial" w:hAnsi="Arial" w:cs="Arial"/>
+        </w:rPr>
+        <w:t>s</w:t>
+      </w:r>
+      <w:r>
+        <w:rPr>
+          <w:rFonts w:ascii="Arial" w:hAnsi="Arial" w:cs="Arial"/>
+        </w:rPr>
+        <w:t xml:space="preserve"> limitaciones. Hay un </w:t>
+      </w:r>
+      <w:r>
+        <w:rPr>
+          <w:rFonts w:ascii="Arial" w:hAnsi="Arial" w:cs="Arial"/>
+        </w:rPr>
+        <w:t>límite</w:t>
+      </w:r>
+      <w:r>
+        <w:rPr>
+          <w:rFonts w:ascii="Arial" w:hAnsi="Arial" w:cs="Arial"/>
+        </w:rPr>
+        <w:t xml:space="preserve"> de presupuesto que respetar y normalmente los jugadores con mas fama o edad, suelen tener salarios mas altos, por lo que</w:t>
+      </w:r>
+      <w:r>
+        <w:rPr>
+          <w:rFonts w:ascii="Arial" w:hAnsi="Arial" w:cs="Arial"/>
+        </w:rPr>
+        <w:t xml:space="preserve"> toca limitar esos valores para obtener resultados mas acordes a lo que buscamos.</w:t>
+      </w:r>
+    </w:p>
+    <w:p>
+      <w:pPr>
+        <w:rPr>
+          <w:rFonts w:ascii="Arial" w:hAnsi="Arial" w:cs="Arial"/>
+        </w:rPr>
+      </w:pPr>
+    </w:p>
+    <w:p>
+      <w:pPr>
+        <w:jc w:val="both"/>
+        <w:rPr>
+          <w:rFonts w:ascii="Arial" w:hAnsi="Arial" w:cs="Arial"/>
+          <w:b/>
+          <w:bCs/>
+          <w:sz w:val="23"/>
+          <w:szCs w:val="23"/>
+        </w:rPr>
+      </w:pPr>
+      <w:r>
+        <w:rPr>
+          <w:rFonts w:ascii="Arial" w:hAnsi="Arial" w:cs="Arial"/>
+          <w:b/>
+          <w:bCs/>
+          <w:sz w:val="23"/>
+          <w:szCs w:val="23"/>
+        </w:rPr>
+        <w:t>4.</w:t>
+      </w:r>
+      <w:r>
+        <w:rPr>
+          <w:rFonts w:ascii="Arial" w:hAnsi="Arial" w:cs="Arial"/>
+          <w:b/>
+          <w:bCs/>
+          <w:sz w:val="23"/>
+          <w:szCs w:val="23"/>
+        </w:rPr>
+        <w:t>2</w:t>
+      </w:r>
+      <w:r>
+        <w:rPr>
+          <w:rFonts w:ascii="Arial" w:hAnsi="Arial" w:cs="Arial"/>
+          <w:b/>
+          <w:bCs/>
+          <w:sz w:val="23"/>
+          <w:szCs w:val="23"/>
+        </w:rPr>
+        <w:t xml:space="preserve"> </w:t>
+      </w:r>
+      <w:r>
+        <w:rPr>
+          <w:rFonts w:ascii="Arial" w:hAnsi="Arial" w:cs="Arial"/>
+          <w:b/>
+          <w:bCs/>
+          <w:sz w:val="23"/>
+          <w:szCs w:val="23"/>
+        </w:rPr>
+        <w:t>Edad y posición</w:t>
+      </w:r>
+    </w:p>
+    <w:p>
+      <w:pPr>
+        <w:jc w:val="both"/>
+        <w:rPr>
+          <w:rFonts w:ascii="Arial" w:hAnsi="Arial" w:cs="Arial"/>
+        </w:rPr>
+      </w:pPr>
+    </w:p>
+    <w:p>
+      <w:pPr>
+        <w:jc w:val="both"/>
+        <w:rPr>
+          <w:rFonts w:ascii="Arial" w:hAnsi="Arial" w:cs="Arial"/>
+        </w:rPr>
+      </w:pPr>
+      <w:r>
+        <w:rPr>
+          <w:rFonts w:ascii="Arial" w:hAnsi="Arial" w:cs="Arial"/>
+        </w:rPr>
+        <w:t>ESTADÍSTICAS DE EDAD POR POSICIÓN:</w:t>
+      </w:r>
+    </w:p>
+    <w:p>
+      <w:pPr>
+        <w:jc w:val="both"/>
+        <w:rPr>
+          <w:rFonts w:ascii="Arial" w:hAnsi="Arial" w:cs="Arial"/>
+        </w:rPr>
+      </w:pPr>
+      <w:r>
+        <w:rPr>
+          <w:noProof/>
+        </w:rPr>
+        <w:drawing>
+          <wp:inline distT="0" distB="0" distL="0" distR="0" wp14:anchorId="0BB5B9C7" wp14:editId="2D948BA1">
+            <wp:extent cx="5400040" cy="1539875"/>
+            <wp:effectExtent l="0" t="0" r="0" b="3175"/>
+            <wp:docPr id="841932584" name="Imagen 1"/>
+            <wp:cNvGraphicFramePr>
+              <a:graphicFrameLocks xmlns:a="http://schemas.openxmlformats.org/drawingml/2006/main" noChangeAspect="1"/>
+            </wp:cNvGraphicFramePr>
+            <a:graphic xmlns:a="http://schemas.openxmlformats.org/drawingml/2006/main">
+              <a:graphicData uri="http://schemas.openxmlformats.org/drawingml/2006/picture">
+                <pic:pic xmlns:pic="http://schemas.openxmlformats.org/drawingml/2006/picture">
+                  <pic:nvPicPr>
+                    <pic:cNvPr id="841932584" name=""/>
+                    <pic:cNvPicPr/>
+                  </pic:nvPicPr>
+                  <pic:blipFill>
+                    <a:blip r:embed="rId13"/>
+                    <a:stretch>
+                      <a:fillRect/>
+                    </a:stretch>
+                  </pic:blipFill>
+                  <pic:spPr>
+                    <a:xfrm>
+                      <a:off x="0" y="0"/>
+                      <a:ext cx="5400040" cy="1539875"/>
+                    </a:xfrm>
+                    <a:prstGeom prst="rect">
+                      <a:avLst/>
+                    </a:prstGeom>
+                  </pic:spPr>
+                </pic:pic>
+              </a:graphicData>
+            </a:graphic>
+          </wp:inline>
+        </w:drawing>
+      </w:r>
+    </w:p>
+    <w:p>
+      <w:pPr>
+        <w:jc w:val="both"/>
+        <w:rPr>
+          <w:rFonts w:ascii="Arial" w:hAnsi="Arial" w:cs="Arial"/>
+        </w:rPr>
+      </w:pPr>
+    </w:p>
+    <w:p>
+      <w:pPr>
+        <w:jc w:val="both"/>
+        <w:rPr>
+          <w:rFonts w:ascii="Arial" w:hAnsi="Arial" w:cs="Arial"/>
+        </w:rPr>
+      </w:pPr>
+      <w:r>
+        <w:rPr>
+          <w:rFonts w:ascii="Arial" w:hAnsi="Arial" w:cs="Arial"/>
+        </w:rPr>
+        <w:t xml:space="preserve">Con un dataset tan extenso, la primera lectura que podemos hacer de estos datos son las relaciones que ya intuimos con las anteriores </w:t>
+      </w:r>
+      <w:proofErr w:type="spellStart"/>
+      <w:r>
+        <w:rPr>
+          <w:rFonts w:ascii="Arial" w:hAnsi="Arial" w:cs="Arial"/>
+        </w:rPr>
+        <w:t>query</w:t>
+      </w:r>
+      <w:proofErr w:type="spellEnd"/>
+      <w:r>
+        <w:rPr>
+          <w:rFonts w:ascii="Arial" w:hAnsi="Arial" w:cs="Arial"/>
+        </w:rPr>
+        <w:t xml:space="preserve"> de SQL, podemos confirmar que hay dos </w:t>
+      </w:r>
+      <w:proofErr w:type="spellStart"/>
+      <w:r>
+        <w:rPr>
+          <w:rFonts w:ascii="Arial" w:hAnsi="Arial" w:cs="Arial"/>
+        </w:rPr>
+        <w:t>outliers</w:t>
+      </w:r>
+      <w:proofErr w:type="spellEnd"/>
+      <w:r>
+        <w:rPr>
+          <w:rFonts w:ascii="Arial" w:hAnsi="Arial" w:cs="Arial"/>
+        </w:rPr>
+        <w:t xml:space="preserve"> bastante indicativos, tanto en las demarcaciones de extremo como en las de portero nos encontramos con un máximo y un mínimo de jugadores por posición.</w:t>
+      </w:r>
+    </w:p>
+    <w:p>
+      <w:pPr>
+        <w:jc w:val="both"/>
+        <w:rPr>
+          <w:rFonts w:ascii="Arial" w:hAnsi="Arial" w:cs="Arial"/>
+        </w:rPr>
+      </w:pPr>
+      <w:r>
+        <w:rPr>
+          <w:rFonts w:ascii="Arial" w:hAnsi="Arial" w:cs="Arial"/>
+        </w:rPr>
+        <w:t xml:space="preserve">El mínimo de jugadores lo encontramos en la portería, a priori es la opción </w:t>
+      </w:r>
+      <w:r>
+        <w:rPr>
+          <w:rFonts w:ascii="Arial" w:hAnsi="Arial" w:cs="Arial"/>
+        </w:rPr>
+        <w:t>más</w:t>
+      </w:r>
+      <w:r>
+        <w:rPr>
+          <w:rFonts w:ascii="Arial" w:hAnsi="Arial" w:cs="Arial"/>
+        </w:rPr>
+        <w:t xml:space="preserve"> lógica debido a que en un equipo </w:t>
+      </w:r>
+      <w:r>
+        <w:rPr>
+          <w:rFonts w:ascii="Arial" w:hAnsi="Arial" w:cs="Arial"/>
+        </w:rPr>
+        <w:t xml:space="preserve">puede tener inscritos hasta 25 jugadores de los cuales suelen tener como máximo 3 porteros. </w:t>
+      </w:r>
+    </w:p>
+    <w:p>
+      <w:pPr>
+        <w:jc w:val="both"/>
+        <w:rPr>
+          <w:rFonts w:ascii="Arial" w:hAnsi="Arial" w:cs="Arial"/>
+        </w:rPr>
+      </w:pPr>
+      <w:r>
+        <w:rPr>
+          <w:rFonts w:ascii="Arial" w:hAnsi="Arial" w:cs="Arial"/>
+        </w:rPr>
+        <w:t xml:space="preserve">Mientras que por el lado ofensivo nos encontramos con un caso totalmente desproporcionado, extremos y delanteros comparten la zona de </w:t>
+      </w:r>
+      <w:r>
+        <w:rPr>
+          <w:rFonts w:ascii="Arial" w:hAnsi="Arial" w:cs="Arial"/>
+        </w:rPr>
+        <w:t>ataque,</w:t>
+      </w:r>
+      <w:r>
+        <w:rPr>
+          <w:rFonts w:ascii="Arial" w:hAnsi="Arial" w:cs="Arial"/>
+        </w:rPr>
+        <w:t xml:space="preserve"> pero claramente hay una diferencia de números. Esto se podría explicar debido a la evolución del futbol a día de hoy, equipos mas verticales y ofensivos que buscan jugadores más versátiles que puedan jugar tanto en banda como por el centro sin necesidad de estar siempre en el área rival.</w:t>
+      </w:r>
+    </w:p>
+    <w:p>
+      <w:pPr>
+        <w:jc w:val="both"/>
+        <w:rPr>
+          <w:rFonts w:ascii="Arial" w:hAnsi="Arial" w:cs="Arial"/>
+        </w:rPr>
+      </w:pPr>
+      <w:r>
+        <w:rPr>
+          <w:rFonts w:ascii="Arial" w:hAnsi="Arial" w:cs="Arial"/>
+        </w:rPr>
+        <w:lastRenderedPageBreak/>
+        <w:t>Esta lectura luego se traduce en otros rasgos que podemos observar, la media y la mediana de edad en los extremos es la mas baja, esto va acorde a las capacidades físicas y explosivas que caracterizan a estos jugadores</w:t>
+      </w:r>
+      <w:r>
+        <w:rPr>
+          <w:rFonts w:ascii="Arial" w:hAnsi="Arial" w:cs="Arial"/>
+        </w:rPr>
+        <w:t>.</w:t>
+      </w:r>
+    </w:p>
+    <w:p>
+      <w:pPr>
+        <w:jc w:val="both"/>
+        <w:rPr>
+          <w:rFonts w:ascii="Arial" w:hAnsi="Arial" w:cs="Arial"/>
+        </w:rPr>
+      </w:pPr>
+      <w:r>
+        <w:rPr>
+          <w:rFonts w:ascii="Arial" w:hAnsi="Arial" w:cs="Arial"/>
+        </w:rPr>
+        <w:t>Respecto a las edades fuera de los extremos, podemos observar como las posiciones menos exigentes físicamente como son los porteros y los defensas centrales, tienen la media de edad mas alta. En especial los porteros con la media, la mediana y la edad máxima de un jugador en activo.</w:t>
+      </w:r>
+    </w:p>
+    <w:p>
+      <w:pPr>
+        <w:rPr>
+          <w:rFonts w:ascii="Arial" w:hAnsi="Arial" w:cs="Arial"/>
+        </w:rPr>
+      </w:pPr>
+    </w:p>
+    <w:p>
+      <w:pPr>
+        <w:rPr>
+          <w:rFonts w:ascii="Arial" w:hAnsi="Arial" w:cs="Arial"/>
+        </w:rPr>
+      </w:pPr>
+      <w:r>
+        <w:rPr>
+          <w:rFonts w:ascii="Arial" w:hAnsi="Arial" w:cs="Arial"/>
+          <w:noProof/>
+        </w:rPr>
+        <w:drawing>
+          <wp:inline distT="0" distB="0" distL="0" distR="0" wp14:anchorId="20D61E03" wp14:editId="2D5A7D11">
+            <wp:extent cx="5036820" cy="3434140"/>
+            <wp:effectExtent l="0" t="0" r="0" b="0"/>
+            <wp:docPr id="1130240418" name="Imagen 2"/>
+            <wp:cNvGraphicFramePr>
+              <a:graphicFrameLocks xmlns:a="http://schemas.openxmlformats.org/drawingml/2006/main" noChangeAspect="1"/>
+            </wp:cNvGraphicFramePr>
+            <a:graphic xmlns:a="http://schemas.openxmlformats.org/drawingml/2006/main">
+              <a:graphicData uri="http://schemas.openxmlformats.org/drawingml/2006/picture">
+                <pic:pic xmlns:pic="http://schemas.openxmlformats.org/drawingml/2006/picture">
+                  <pic:nvPicPr>
+                    <pic:cNvPr id="0" name="Picture 2"/>
+                    <pic:cNvPicPr>
+                      <a:picLocks noChangeAspect="1" noChangeArrowheads="1"/>
+                    </pic:cNvPicPr>
+                  </pic:nvPicPr>
+                  <pic:blipFill>
+                    <a:blip r:embed="rId14">
+                      <a:extLst>
+                        <a:ext uri="{28A0092B-C50C-407E-A947-70E740481C1C}">
+                          <a14:useLocalDpi xmlns:a14="http://schemas.microsoft.com/office/drawing/2010/main" val="0"/>
+                        </a:ext>
+                      </a:extLst>
+                    </a:blip>
+                    <a:srcRect/>
+                    <a:stretch>
+                      <a:fillRect/>
+                    </a:stretch>
+                  </pic:blipFill>
+                  <pic:spPr bwMode="auto">
+                    <a:xfrm>
+                      <a:off x="0" y="0"/>
+                      <a:ext cx="5049532" cy="3442807"/>
+                    </a:xfrm>
+                    <a:prstGeom prst="rect">
+                      <a:avLst/>
+                    </a:prstGeom>
+                    <a:noFill/>
+                    <a:ln>
+                      <a:noFill/>
+                    </a:ln>
+                  </pic:spPr>
+                </pic:pic>
+              </a:graphicData>
+            </a:graphic>
+          </wp:inline>
+        </w:drawing>
+      </w:r>
+    </w:p>
+    <w:p>
+      <w:pPr>
+        <w:rPr>
+          <w:rFonts w:ascii="Arial" w:hAnsi="Arial" w:cs="Arial"/>
+        </w:rPr>
+      </w:pPr>
+    </w:p>
+    <w:p>
+      <w:pPr>
+        <w:jc w:val="both"/>
+        <w:rPr>
+          <w:rFonts w:ascii="Arial" w:hAnsi="Arial" w:cs="Arial"/>
+          <w:b/>
+          <w:bCs/>
+          <w:sz w:val="23"/>
+          <w:szCs w:val="23"/>
+        </w:rPr>
+      </w:pPr>
+      <w:r>
+        <w:rPr>
+          <w:rFonts w:ascii="Arial" w:hAnsi="Arial" w:cs="Arial"/>
+          <w:b/>
+          <w:bCs/>
+          <w:sz w:val="23"/>
+          <w:szCs w:val="23"/>
+        </w:rPr>
+        <w:t>4.</w:t>
+      </w:r>
+      <w:r>
+        <w:rPr>
+          <w:rFonts w:ascii="Arial" w:hAnsi="Arial" w:cs="Arial"/>
+          <w:b/>
+          <w:bCs/>
+          <w:sz w:val="23"/>
+          <w:szCs w:val="23"/>
+        </w:rPr>
+        <w:t>3</w:t>
+      </w:r>
+      <w:r>
+        <w:rPr>
+          <w:rFonts w:ascii="Arial" w:hAnsi="Arial" w:cs="Arial"/>
+          <w:b/>
+          <w:bCs/>
+          <w:sz w:val="23"/>
+          <w:szCs w:val="23"/>
+        </w:rPr>
+        <w:t xml:space="preserve"> </w:t>
+      </w:r>
+      <w:r>
+        <w:rPr>
+          <w:rFonts w:ascii="Arial" w:hAnsi="Arial" w:cs="Arial"/>
+          <w:b/>
+          <w:bCs/>
+          <w:sz w:val="23"/>
+          <w:szCs w:val="23"/>
+        </w:rPr>
+        <w:t>Posición y habilidades</w:t>
+      </w:r>
+    </w:p>
+    <w:p>
+      <w:pPr>
+        <w:jc w:val="both"/>
+        <w:rPr>
+          <w:rFonts w:ascii="Arial" w:hAnsi="Arial" w:cs="Arial"/>
+        </w:rPr>
+      </w:pPr>
+      <w:r>
+        <w:rPr>
+          <w:rFonts w:ascii="Arial" w:hAnsi="Arial" w:cs="Arial"/>
+        </w:rPr>
+        <w:t xml:space="preserve">El siguiente </w:t>
+      </w:r>
+      <w:r>
+        <w:rPr>
+          <w:rFonts w:ascii="Arial" w:hAnsi="Arial" w:cs="Arial"/>
+        </w:rPr>
+        <w:t>análisis es sobre la relación de los futbolistas entre las posiciones en las que juegan, la habilidad que tienen en la posición que tienen y el margen de mejora en sus habilidades.</w:t>
+      </w:r>
+    </w:p>
+    <w:p>
+      <w:pPr>
+        <w:jc w:val="both"/>
+        <w:rPr>
+          <w:rFonts w:ascii="Arial" w:hAnsi="Arial" w:cs="Arial"/>
+        </w:rPr>
+      </w:pPr>
+      <w:r>
+        <w:rPr>
+          <w:rFonts w:ascii="Arial" w:hAnsi="Arial" w:cs="Arial"/>
+        </w:rPr>
+        <w:t>Para poder tener una muestra significativa y lo mas cercana al objetivo del proyecto, he decidido filtrar con las siguientes condiciones:</w:t>
+      </w:r>
+    </w:p>
+    <w:p>
+      <w:pPr>
+        <w:pStyle w:val="Prrafodelista"/>
+        <w:numPr>
+          <w:ilvl w:val="0"/>
+          <w:numId w:val="15"/>
+        </w:numPr>
+        <w:jc w:val="both"/>
+        <w:rPr>
+          <w:rFonts w:ascii="Arial" w:hAnsi="Arial" w:cs="Arial"/>
+        </w:rPr>
+      </w:pPr>
+      <w:r>
+        <w:rPr>
+          <w:rFonts w:ascii="Arial" w:hAnsi="Arial" w:cs="Arial"/>
+        </w:rPr>
+        <w:t>Jugadores con menos de 25 años de edad.</w:t>
+      </w:r>
+    </w:p>
+    <w:p>
+      <w:pPr>
+        <w:pStyle w:val="Prrafodelista"/>
+        <w:numPr>
+          <w:ilvl w:val="0"/>
+          <w:numId w:val="15"/>
+        </w:numPr>
+        <w:jc w:val="both"/>
+        <w:rPr>
+          <w:rFonts w:ascii="Arial" w:hAnsi="Arial" w:cs="Arial"/>
+        </w:rPr>
+      </w:pPr>
+      <w:r>
+        <w:rPr>
+          <w:rFonts w:ascii="Arial" w:hAnsi="Arial" w:cs="Arial"/>
+        </w:rPr>
+        <w:t>Con una reputación inferior de 4000.</w:t>
+      </w:r>
+    </w:p>
+    <w:p>
+      <w:pPr>
+        <w:pStyle w:val="Prrafodelista"/>
+        <w:numPr>
+          <w:ilvl w:val="0"/>
+          <w:numId w:val="15"/>
+        </w:numPr>
+        <w:jc w:val="both"/>
+        <w:rPr>
+          <w:rFonts w:ascii="Arial" w:hAnsi="Arial" w:cs="Arial"/>
+        </w:rPr>
+      </w:pPr>
+      <w:r>
+        <w:rPr>
+          <w:rFonts w:ascii="Arial" w:hAnsi="Arial" w:cs="Arial"/>
+        </w:rPr>
+        <w:t>Salario inferior a 5 millones anuales.</w:t>
+      </w:r>
+    </w:p>
+    <w:p>
+      <w:pPr>
+        <w:pStyle w:val="Prrafodelista"/>
+        <w:numPr>
+          <w:ilvl w:val="0"/>
+          <w:numId w:val="15"/>
+        </w:numPr>
+        <w:jc w:val="both"/>
+        <w:rPr>
+          <w:rFonts w:ascii="Arial" w:hAnsi="Arial" w:cs="Arial"/>
+        </w:rPr>
+      </w:pPr>
+      <w:r>
+        <w:rPr>
+          <w:rFonts w:ascii="Arial" w:hAnsi="Arial" w:cs="Arial"/>
+        </w:rPr>
+        <w:t>Jugadores con cierto nivel de mejoría, pero disponibles para competir entre profesionales de primera división.</w:t>
+      </w:r>
+    </w:p>
+    <w:p>
+      <w:pPr>
+        <w:rPr>
+          <w:rFonts w:ascii="Arial" w:hAnsi="Arial" w:cs="Arial"/>
+        </w:rPr>
+      </w:pPr>
+    </w:p>
+    <w:p>
+      <w:pPr>
+        <w:rPr>
+          <w:rFonts w:ascii="Arial" w:hAnsi="Arial" w:cs="Arial"/>
+        </w:rPr>
+      </w:pPr>
+    </w:p>
+    <w:p>
+      <w:pPr>
+        <w:rPr>
+          <w:rFonts w:ascii="Arial" w:hAnsi="Arial" w:cs="Arial"/>
+        </w:rPr>
+      </w:pPr>
+    </w:p>
+    <w:p>
+      <w:pPr>
+        <w:jc w:val="both"/>
+        <w:rPr>
+          <w:rFonts w:ascii="Arial" w:hAnsi="Arial" w:cs="Arial"/>
+        </w:rPr>
+      </w:pPr>
+      <w:r>
+        <w:rPr>
+          <w:rFonts w:ascii="Arial" w:hAnsi="Arial" w:cs="Arial"/>
+        </w:rPr>
+        <w:t xml:space="preserve">ESTADÍSTICAS DE </w:t>
+      </w:r>
+      <w:r>
+        <w:rPr>
+          <w:rFonts w:ascii="Arial" w:hAnsi="Arial" w:cs="Arial"/>
+        </w:rPr>
+        <w:t>HABILIDAD</w:t>
+      </w:r>
+      <w:r>
+        <w:rPr>
+          <w:rFonts w:ascii="Arial" w:hAnsi="Arial" w:cs="Arial"/>
+        </w:rPr>
+        <w:t xml:space="preserve"> POR POSICIÓN</w:t>
+      </w:r>
+      <w:r>
+        <w:rPr>
+          <w:rFonts w:ascii="Arial" w:hAnsi="Arial" w:cs="Arial"/>
+        </w:rPr>
+        <w:t xml:space="preserve"> CON LIMITACIONES</w:t>
+      </w:r>
+      <w:r>
+        <w:rPr>
+          <w:rFonts w:ascii="Arial" w:hAnsi="Arial" w:cs="Arial"/>
+        </w:rPr>
+        <w:t>:</w:t>
+      </w:r>
+    </w:p>
+    <w:p>
+      <w:pPr>
+        <w:rPr>
+          <w:rFonts w:ascii="Arial" w:hAnsi="Arial" w:cs="Arial"/>
+        </w:rPr>
+      </w:pPr>
+      <w:r>
+        <w:rPr>
+          <w:noProof/>
+        </w:rPr>
+        <w:drawing>
+          <wp:inline distT="0" distB="0" distL="0" distR="0" wp14:anchorId="5A1CE280" wp14:editId="7D0EC7A0">
+            <wp:extent cx="5400040" cy="1030605"/>
+            <wp:effectExtent l="0" t="0" r="0" b="0"/>
+            <wp:docPr id="2114012896" name="Imagen 1"/>
+            <wp:cNvGraphicFramePr>
+              <a:graphicFrameLocks xmlns:a="http://schemas.openxmlformats.org/drawingml/2006/main" noChangeAspect="1"/>
+            </wp:cNvGraphicFramePr>
+            <a:graphic xmlns:a="http://schemas.openxmlformats.org/drawingml/2006/main">
+              <a:graphicData uri="http://schemas.openxmlformats.org/drawingml/2006/picture">
+                <pic:pic xmlns:pic="http://schemas.openxmlformats.org/drawingml/2006/picture">
+                  <pic:nvPicPr>
+                    <pic:cNvPr id="2114012896" name=""/>
+                    <pic:cNvPicPr/>
+                  </pic:nvPicPr>
+                  <pic:blipFill>
+                    <a:blip r:embed="rId15"/>
+                    <a:stretch>
+                      <a:fillRect/>
+                    </a:stretch>
+                  </pic:blipFill>
+                  <pic:spPr>
+                    <a:xfrm>
+                      <a:off x="0" y="0"/>
+                      <a:ext cx="5400040" cy="1030605"/>
+                    </a:xfrm>
+                    <a:prstGeom prst="rect">
+                      <a:avLst/>
+                    </a:prstGeom>
+                  </pic:spPr>
+                </pic:pic>
+              </a:graphicData>
+            </a:graphic>
+          </wp:inline>
+        </w:drawing>
+      </w:r>
+    </w:p>
+    <w:p>
+      <w:pPr>
+        <w:rPr>
+          <w:rFonts w:ascii="Arial" w:hAnsi="Arial" w:cs="Arial"/>
+        </w:rPr>
+      </w:pPr>
+    </w:p>
+    <w:p>
+      <w:pPr>
+        <w:jc w:val="both"/>
+        <w:rPr>
+          <w:rFonts w:ascii="Arial" w:hAnsi="Arial" w:cs="Arial"/>
+        </w:rPr>
+      </w:pPr>
+      <w:r>
+        <w:rPr>
+          <w:rFonts w:ascii="Arial" w:hAnsi="Arial" w:cs="Arial"/>
+        </w:rPr>
+        <w:t>Tomando como referencia el análisis anterior donde podíamos observar una gran cantidad de extremos en relación a otras posiciones, se puede ver como siendo la posición con mas registros de jugadores es la que dispone de una media de su KPI mas elevada, por lo que se puede entender que son la posición con jugadores jóvenes de mejor calidad.</w:t>
+      </w:r>
+    </w:p>
+    <w:p>
+      <w:pPr>
+        <w:jc w:val="both"/>
+        <w:rPr>
+          <w:rFonts w:ascii="Arial" w:hAnsi="Arial" w:cs="Arial"/>
+        </w:rPr>
+      </w:pPr>
+      <w:r>
+        <w:rPr>
+          <w:rFonts w:ascii="Arial" w:hAnsi="Arial" w:cs="Arial"/>
+        </w:rPr>
+        <w:t xml:space="preserve">Volviendo a su compañero de línea en el ataque, los delanteros son peores en media general que los </w:t>
+      </w:r>
+      <w:r>
+        <w:rPr>
+          <w:rFonts w:ascii="Arial" w:hAnsi="Arial" w:cs="Arial"/>
+        </w:rPr>
+        <w:t>extremos,</w:t>
+      </w:r>
+      <w:r>
+        <w:rPr>
+          <w:rFonts w:ascii="Arial" w:hAnsi="Arial" w:cs="Arial"/>
+        </w:rPr>
+        <w:t xml:space="preserve"> pero curiosamente el salario promedio es mas elevado que el de los extremos. Una muestra de que los jugadores jóvenes de calidad viran a ser extremos antes que delanteros se puede ver en la cantidad de registros, 378 extremos por solo 142 delanteros, algo bastante desproporcionado.</w:t>
+      </w:r>
+    </w:p>
+    <w:p>
+      <w:pPr>
+        <w:jc w:val="both"/>
+        <w:rPr>
+          <w:rFonts w:ascii="Arial" w:hAnsi="Arial" w:cs="Arial"/>
+        </w:rPr>
+      </w:pPr>
+      <w:r>
+        <w:rPr>
+          <w:rFonts w:ascii="Arial" w:hAnsi="Arial" w:cs="Arial"/>
+        </w:rPr>
+        <w:t>En cuanto a salario promedio tenemos a los porteros como la posición con el salario mas bajo, un buen margen de mejora y un KPI que se sitúa el tercero en la lista.</w:t>
+      </w:r>
+    </w:p>
+    <w:p>
+      <w:pPr>
+        <w:jc w:val="both"/>
+        <w:rPr>
+          <w:rFonts w:ascii="Arial" w:hAnsi="Arial" w:cs="Arial"/>
+        </w:rPr>
+      </w:pPr>
+      <w:r>
+        <w:rPr>
+          <w:rFonts w:ascii="Arial" w:hAnsi="Arial" w:cs="Arial"/>
+        </w:rPr>
+        <w:t>Los defensas centrales tienen un buen margen de mejora, el mejor después de los porteros, sabiendo que su edad promedio es alta nos indica que es una posición donde hay un crecimiento prolongado y de calidad.</w:t>
+      </w:r>
+    </w:p>
+    <w:p>
+      <w:pPr>
+        <w:jc w:val="both"/>
+        <w:rPr>
+          <w:rFonts w:ascii="Arial" w:hAnsi="Arial" w:cs="Arial"/>
+        </w:rPr>
+      </w:pPr>
+    </w:p>
+    <w:p>
+      <w:pPr>
+        <w:jc w:val="both"/>
+        <w:rPr>
+          <w:rFonts w:ascii="Arial" w:hAnsi="Arial" w:cs="Arial"/>
+        </w:rPr>
+      </w:pPr>
+    </w:p>
+    <w:p>
+      <w:pPr>
+        <w:jc w:val="both"/>
+        <w:rPr>
+          <w:rFonts w:ascii="Arial" w:hAnsi="Arial" w:cs="Arial"/>
+        </w:rPr>
+      </w:pPr>
+    </w:p>
+    <w:p>
+      <w:pPr>
+        <w:jc w:val="both"/>
+        <w:rPr>
+          <w:rFonts w:ascii="Arial" w:hAnsi="Arial" w:cs="Arial"/>
+        </w:rPr>
+      </w:pPr>
+    </w:p>
+    <w:p>
+      <w:pPr>
+        <w:jc w:val="both"/>
+        <w:rPr>
+          <w:rFonts w:ascii="Arial" w:hAnsi="Arial" w:cs="Arial"/>
+        </w:rPr>
+      </w:pPr>
+    </w:p>
+    <w:p>
+      <w:pPr>
+        <w:jc w:val="both"/>
+        <w:rPr>
+          <w:rFonts w:ascii="Arial" w:hAnsi="Arial" w:cs="Arial"/>
+        </w:rPr>
+      </w:pPr>
+    </w:p>
+    <w:p>
+      <w:pPr>
+        <w:jc w:val="both"/>
+        <w:rPr>
+          <w:rFonts w:ascii="Arial" w:hAnsi="Arial" w:cs="Arial"/>
+        </w:rPr>
+      </w:pPr>
+    </w:p>
+    <w:p>
+      <w:pPr>
+        <w:jc w:val="both"/>
+        <w:rPr>
+          <w:rFonts w:ascii="Arial" w:hAnsi="Arial" w:cs="Arial"/>
+        </w:rPr>
+      </w:pPr>
+    </w:p>
+    <w:p>
+      <w:pPr>
+        <w:jc w:val="both"/>
+        <w:rPr>
+          <w:rFonts w:ascii="Arial" w:hAnsi="Arial" w:cs="Arial"/>
+        </w:rPr>
+      </w:pPr>
+    </w:p>
+    <w:p>
+      <w:pPr>
+        <w:jc w:val="both"/>
+        <w:rPr>
+          <w:rFonts w:ascii="Arial" w:hAnsi="Arial" w:cs="Arial"/>
+        </w:rPr>
+      </w:pPr>
+    </w:p>
+    <w:p>
+      <w:pPr>
+        <w:jc w:val="both"/>
+        <w:rPr>
+          <w:rFonts w:ascii="Arial" w:hAnsi="Arial" w:cs="Arial"/>
+        </w:rPr>
+      </w:pPr>
+      <w:r>
+        <w:rPr>
+          <w:rFonts w:ascii="Arial" w:hAnsi="Arial" w:cs="Arial"/>
+        </w:rPr>
+        <w:t xml:space="preserve">Los mediocentros defensivos son la peor categoría en lo que jugadores jóvenes se refiere, tiene bastantes </w:t>
+      </w:r>
+      <w:r>
+        <w:rPr>
+          <w:rFonts w:ascii="Arial" w:hAnsi="Arial" w:cs="Arial"/>
+        </w:rPr>
+        <w:t>registros,</w:t>
+      </w:r>
+      <w:r>
+        <w:rPr>
+          <w:rFonts w:ascii="Arial" w:hAnsi="Arial" w:cs="Arial"/>
+        </w:rPr>
+        <w:t xml:space="preserve"> pero la media de su KPI es baja y su margen de mejora es </w:t>
+      </w:r>
+      <w:r>
+        <w:rPr>
+          <w:rFonts w:ascii="Arial" w:hAnsi="Arial" w:cs="Arial"/>
+        </w:rPr>
+        <w:t>más</w:t>
+      </w:r>
+      <w:r>
+        <w:rPr>
+          <w:rFonts w:ascii="Arial" w:hAnsi="Arial" w:cs="Arial"/>
+        </w:rPr>
+        <w:t xml:space="preserve"> limitado.</w:t>
+      </w:r>
+    </w:p>
+    <w:p>
+      <w:pPr>
+        <w:jc w:val="both"/>
+        <w:rPr>
+          <w:rFonts w:ascii="Arial" w:hAnsi="Arial" w:cs="Arial"/>
+        </w:rPr>
+      </w:pPr>
+    </w:p>
+    <w:p>
+      <w:pPr>
+        <w:rPr>
+          <w:rFonts w:ascii="Arial" w:hAnsi="Arial" w:cs="Arial"/>
+        </w:rPr>
+      </w:pPr>
+      <w:r>
+        <w:rPr>
+          <w:rFonts w:ascii="Arial" w:hAnsi="Arial" w:cs="Arial"/>
+          <w:noProof/>
+        </w:rPr>
+        <w:drawing>
+          <wp:inline distT="0" distB="0" distL="0" distR="0" wp14:anchorId="20B012C3" wp14:editId="52C4EA1F">
+            <wp:extent cx="5597236" cy="4771285"/>
+            <wp:effectExtent l="0" t="0" r="3810" b="0"/>
+            <wp:docPr id="873940737" name="Imagen 2"/>
+            <wp:cNvGraphicFramePr>
+              <a:graphicFrameLocks xmlns:a="http://schemas.openxmlformats.org/drawingml/2006/main" noChangeAspect="1"/>
+            </wp:cNvGraphicFramePr>
+            <a:graphic xmlns:a="http://schemas.openxmlformats.org/drawingml/2006/main">
+              <a:graphicData uri="http://schemas.openxmlformats.org/drawingml/2006/picture">
+                <pic:pic xmlns:pic="http://schemas.openxmlformats.org/drawingml/2006/picture">
+                  <pic:nvPicPr>
+                    <pic:cNvPr id="0" name="Picture 2"/>
+                    <pic:cNvPicPr>
+                      <a:picLocks noChangeAspect="1" noChangeArrowheads="1"/>
+                    </pic:cNvPicPr>
+                  </pic:nvPicPr>
+                  <pic:blipFill>
+                    <a:blip r:embed="rId16" cstate="print">
+                      <a:extLst>
+                        <a:ext uri="{28A0092B-C50C-407E-A947-70E740481C1C}">
+                          <a14:useLocalDpi xmlns:a14="http://schemas.microsoft.com/office/drawing/2010/main" val="0"/>
+                        </a:ext>
+                      </a:extLst>
+                    </a:blip>
+                    <a:srcRect/>
+                    <a:stretch>
+                      <a:fillRect/>
+                    </a:stretch>
+                  </pic:blipFill>
+                  <pic:spPr bwMode="auto">
+                    <a:xfrm>
+                      <a:off x="0" y="0"/>
+                      <a:ext cx="5614585" cy="4786074"/>
+                    </a:xfrm>
+                    <a:prstGeom prst="rect">
+                      <a:avLst/>
+                    </a:prstGeom>
+                    <a:noFill/>
+                    <a:ln>
+                      <a:noFill/>
+                    </a:ln>
+                  </pic:spPr>
+                </pic:pic>
+              </a:graphicData>
+            </a:graphic>
+          </wp:inline>
+        </w:drawing>
+      </w:r>
+    </w:p>
+    <w:p>
+      <w:pPr>
+        <w:rPr>
+          <w:rFonts w:ascii="Arial" w:hAnsi="Arial" w:cs="Arial"/>
+        </w:rPr>
+      </w:pPr>
+    </w:p>
+    <w:p>
+      <w:pPr>
+        <w:jc w:val="both"/>
+        <w:rPr>
+          <w:rFonts w:ascii="Arial" w:hAnsi="Arial" w:cs="Arial"/>
+        </w:rPr>
+      </w:pPr>
+      <w:r>
+        <w:rPr>
+          <w:rFonts w:ascii="Arial" w:hAnsi="Arial" w:cs="Arial"/>
+        </w:rPr>
+        <w:t>Como se puede ver en esta representación gráfica, podemos observar la distribución por posiciones y su relación con los KPI de cada posición.</w:t>
+      </w:r>
+    </w:p>
+    <w:p>
+      <w:pPr>
+        <w:jc w:val="both"/>
+        <w:rPr>
+          <w:rFonts w:ascii="Arial" w:hAnsi="Arial" w:cs="Arial"/>
+        </w:rPr>
+      </w:pPr>
+      <w:r>
+        <w:rPr>
+          <w:rFonts w:ascii="Arial" w:hAnsi="Arial" w:cs="Arial"/>
+        </w:rPr>
+        <w:t xml:space="preserve">Los centrocampistas defensivos agrupan la mayor cantidad de jugadores con KPI </w:t>
+      </w:r>
+      <w:r>
+        <w:rPr>
+          <w:rFonts w:ascii="Arial" w:hAnsi="Arial" w:cs="Arial"/>
+        </w:rPr>
+        <w:t>más</w:t>
+      </w:r>
+      <w:r>
+        <w:rPr>
+          <w:rFonts w:ascii="Arial" w:hAnsi="Arial" w:cs="Arial"/>
+        </w:rPr>
+        <w:t xml:space="preserve"> bajos y por el contrario se puede observar la diferencia de nivel de los extremos entre los jugadores jóvenes.</w:t>
+      </w:r>
+    </w:p>
+    <w:p>
+      <w:pPr>
+        <w:rPr>
+          <w:rFonts w:ascii="Arial" w:hAnsi="Arial" w:cs="Arial"/>
+        </w:rPr>
+      </w:pPr>
+    </w:p>
+    <w:p>
+      <w:pPr>
+        <w:rPr>
+          <w:rFonts w:ascii="Arial" w:hAnsi="Arial" w:cs="Arial"/>
+        </w:rPr>
+      </w:pPr>
+    </w:p>
+    <w:p>
+      <w:pPr>
+        <w:rPr>
+          <w:rFonts w:ascii="Arial" w:hAnsi="Arial" w:cs="Arial"/>
+        </w:rPr>
+      </w:pPr>
+    </w:p>
+    <w:p>
+      <w:pPr>
+        <w:rPr>
+          <w:rFonts w:ascii="Arial" w:hAnsi="Arial" w:cs="Arial"/>
+        </w:rPr>
+      </w:pPr>
+    </w:p>
+    <w:p>
+      <w:pPr>
+        <w:rPr>
+          <w:rFonts w:ascii="Arial" w:hAnsi="Arial" w:cs="Arial"/>
+        </w:rPr>
+      </w:pPr>
+    </w:p>
+    <w:p>
+      <w:pPr>
+        <w:jc w:val="both"/>
+        <w:rPr>
+          <w:rFonts w:ascii="Arial" w:hAnsi="Arial" w:cs="Arial"/>
+        </w:rPr>
+      </w:pPr>
+      <w:r>
+        <w:rPr>
+          <w:rFonts w:ascii="Arial" w:hAnsi="Arial" w:cs="Arial"/>
+        </w:rPr>
+        <w:t xml:space="preserve">Por último y para finalizar este análisis, adjuntaré un gráfico con los 5 mejores jugadores por posición, en él se puede observar los mejores jugadores dentro de esas restricciones impuestas y que complementan lo dicho en el análisis por posición. </w:t>
+      </w:r>
+    </w:p>
+    <w:p>
+      <w:pPr>
+        <w:rPr>
+          <w:rFonts w:ascii="Arial" w:hAnsi="Arial" w:cs="Arial"/>
+        </w:rPr>
+      </w:pPr>
+      <w:r>
+        <w:rPr>
+          <w:rFonts w:ascii="Arial" w:hAnsi="Arial" w:cs="Arial"/>
+          <w:noProof/>
+        </w:rPr>
+        <w:drawing>
+          <wp:inline distT="0" distB="0" distL="0" distR="0" wp14:anchorId="59ADCE44" wp14:editId="5D93AA59">
+            <wp:extent cx="5389245" cy="3837940"/>
+            <wp:effectExtent l="0" t="0" r="1905" b="0"/>
+            <wp:docPr id="1770441334" name="Imagen 4"/>
+            <wp:cNvGraphicFramePr>
+              <a:graphicFrameLocks xmlns:a="http://schemas.openxmlformats.org/drawingml/2006/main" noChangeAspect="1"/>
+            </wp:cNvGraphicFramePr>
+            <a:graphic xmlns:a="http://schemas.openxmlformats.org/drawingml/2006/main">
+              <a:graphicData uri="http://schemas.openxmlformats.org/drawingml/2006/picture">
+                <pic:pic xmlns:pic="http://schemas.openxmlformats.org/drawingml/2006/picture">
+                  <pic:nvPicPr>
+                    <pic:cNvPr id="0" name="Picture 4"/>
+                    <pic:cNvPicPr>
+                      <a:picLocks noChangeAspect="1" noChangeArrowheads="1"/>
+                    </pic:cNvPicPr>
+                  </pic:nvPicPr>
+                  <pic:blipFill>
+                    <a:blip r:embed="rId17" cstate="print">
+                      <a:extLst>
+                        <a:ext uri="{28A0092B-C50C-407E-A947-70E740481C1C}">
+                          <a14:useLocalDpi xmlns:a14="http://schemas.microsoft.com/office/drawing/2010/main" val="0"/>
+                        </a:ext>
+                      </a:extLst>
+                    </a:blip>
+                    <a:srcRect/>
+                    <a:stretch>
+                      <a:fillRect/>
+                    </a:stretch>
+                  </pic:blipFill>
+                  <pic:spPr bwMode="auto">
+                    <a:xfrm>
+                      <a:off x="0" y="0"/>
+                      <a:ext cx="5389245" cy="3837940"/>
+                    </a:xfrm>
+                    <a:prstGeom prst="rect">
+                      <a:avLst/>
+                    </a:prstGeom>
+                    <a:noFill/>
+                    <a:ln>
+                      <a:noFill/>
+                    </a:ln>
+                  </pic:spPr>
+                </pic:pic>
+              </a:graphicData>
+            </a:graphic>
+          </wp:inline>
+        </w:drawing>
+      </w:r>
+    </w:p>
+    <w:p>
+      <w:pPr>
+        <w:rPr>
+          <w:rFonts w:ascii="Arial" w:hAnsi="Arial" w:cs="Arial"/>
+        </w:rPr>
+      </w:pPr>
+    </w:p>
+    <w:p>
+      <w:pPr>
+        <w:rPr>
+          <w:rFonts w:ascii="Arial" w:hAnsi="Arial" w:cs="Arial"/>
+        </w:rPr>
+      </w:pPr>
+    </w:p>
+    <w:p>
+      <w:pPr>
+        <w:rPr>
+          <w:rFonts w:ascii="Arial" w:hAnsi="Arial" w:cs="Arial"/>
+        </w:rPr>
+      </w:pPr>
+    </w:p>
+    <w:p>
+      <w:pPr>
+        <w:rPr>
+          <w:rFonts w:ascii="Arial" w:hAnsi="Arial" w:cs="Arial"/>
+        </w:rPr>
+      </w:pPr>
+    </w:p>
+    <w:p>
+      <w:pPr>
+        <w:rPr>
+          <w:rFonts w:ascii="Arial" w:hAnsi="Arial" w:cs="Arial"/>
+        </w:rPr>
+      </w:pPr>
+    </w:p>
+    <w:p>
+      <w:pPr>
+        <w:rPr>
+          <w:rFonts w:ascii="Arial" w:hAnsi="Arial" w:cs="Arial"/>
+        </w:rPr>
+      </w:pPr>
+    </w:p>
+    <w:p>
+      <w:pPr>
+        <w:rPr>
+          <w:rFonts w:ascii="Arial" w:hAnsi="Arial" w:cs="Arial"/>
+        </w:rPr>
+      </w:pPr>
+    </w:p>
+    <w:p>
+      <w:pPr>
+        <w:rPr>
+          <w:rFonts w:ascii="Arial" w:hAnsi="Arial" w:cs="Arial"/>
+        </w:rPr>
+      </w:pPr>
+    </w:p>
+    <w:p>
+      <w:pPr>
+        <w:rPr>
+          <w:rFonts w:ascii="Arial" w:hAnsi="Arial" w:cs="Arial"/>
+        </w:rPr>
+      </w:pPr>
+    </w:p>
+    <w:p>
+      <w:pPr>
+        <w:rPr>
+          <w:rFonts w:ascii="Arial" w:hAnsi="Arial" w:cs="Arial"/>
+        </w:rPr>
+      </w:pPr>
+    </w:p>
+    <w:p>
+      <w:pPr>
+        <w:rPr>
+          <w:rFonts w:ascii="Arial" w:hAnsi="Arial" w:cs="Arial"/>
+        </w:rPr>
+      </w:pPr>
+    </w:p>
+    <w:p>
+      <w:pPr>
+        <w:rPr>
+          <w:rFonts w:ascii="Arial" w:hAnsi="Arial" w:cs="Arial"/>
+        </w:rPr>
+      </w:pPr>
+    </w:p>
+    <w:p>
+      <w:r>
+        <w:rPr>
+          <w:b/>
+          <w:bCs/>
         </w:rPr>
         <w:lastRenderedPageBreak/>
         <w:t>5. Visualización y Storytelling</w:t>
@@ -2628,7 +3662,7 @@
       </w:pPr>
     </w:p>
     <w:sectPr>
-      <w:footerReference w:type="first" r:id="rId13"/>
+      <w:footerReference w:type="first" r:id="rId18"/>
       <w:pgSz w:w="11906" w:h="16838"/>
       <w:pgMar w:top="1417" w:right="1701" w:bottom="1417" w:left="1701" w:header="708" w:footer="708" w:gutter="0"/>
       <w:pgNumType w:start="1"/>
@@ -2882,6 +3916,119 @@
 <file path=word/numbering.xml><?xml version="1.0" encoding="utf-8"?>
 <w:numbering xmlns:wpc="http://schemas.microsoft.com/office/word/2010/wordprocessingCanvas" xmlns:cx="http://schemas.microsoft.com/office/drawing/2014/chartex" xmlns:cx1="http://schemas.microsoft.com/office/drawing/2015/9/8/chartex" xmlns:cx2="http://schemas.microsoft.com/office/drawing/2015/10/21/chartex" xmlns:cx3="http://schemas.microsoft.com/office/drawing/2016/5/9/chartex" xmlns:cx4="http://schemas.microsoft.com/office/drawing/2016/5/10/chartex" xmlns:cx5="http://schemas.microsoft.com/office/drawing/2016/5/11/chartex" xmlns:cx6="http://schemas.microsoft.com/office/drawing/2016/5/12/chartex" xmlns:cx7="http://schemas.microsoft.com/office/drawing/2016/5/13/chartex" xmlns:cx8="http://schemas.microsoft.com/office/drawing/2016/5/14/chartex" xmlns:mc="http://schemas.openxmlformats.org/markup-compatibility/2006" xmlns:aink="http://schemas.microsoft.com/office/drawing/2016/ink" xmlns:am3d="http://schemas.microsoft.com/office/drawing/2017/model3d" xmlns:o="urn:schemas-microsoft-com:office:office" xmlns:oel="http://schemas.microsoft.com/office/2019/extlst" xmlns:r="http://schemas.openxmlformats.org/officeDocument/2006/relationships" xmlns:m="http://schemas.openxmlformats.org/officeDocument/2006/math" xmlns:v="urn:schemas-microsoft-com:vml" xmlns:wp14="http://schemas.microsoft.com/office/word/2010/wordprocessingDrawing" xmlns:wp="http://schemas.openxmlformats.org/drawingml/2006/wordprocessingDrawing" xmlns:w10="urn:schemas-microsoft-com:office:word" xmlns:w="http://schemas.openxmlformats.org/wordprocessingml/2006/main" xmlns:w14="http://schemas.microsoft.com/office/word/2010/wordml" xmlns:w15="http://schemas.microsoft.com/office/word/2012/wordml" xmlns:w16cex="http://schemas.microsoft.com/office/word/2018/wordml/cex" xmlns:w16cid="http://schemas.microsoft.com/office/word/2016/wordml/cid" xmlns:w16="http://schemas.microsoft.com/office/word/2018/wordml" xmlns:w16du="http://schemas.microsoft.com/office/word/2023/wordml/word16du" xmlns:w16sdtdh="http://schemas.microsoft.com/office/word/2020/wordml/sdtdatahash" xmlns:w16sdtfl="http://schemas.microsoft.com/office/word/2024/wordml/sdtformatlock" xmlns:w16se="http://schemas.microsoft.com/office/word/2015/wordml/symex" xmlns:wpg="http://schemas.microsoft.com/office/word/2010/wordprocessingGroup" xmlns:wpi="http://schemas.microsoft.com/office/word/2010/wordprocessingInk" xmlns:wne="http://schemas.microsoft.com/office/word/2006/wordml" xmlns:wps="http://schemas.microsoft.com/office/word/2010/wordprocessingShape" mc:Ignorable="w14 w15 w16se w16cid w16 w16cex w16sdtdh w16sdtfl w16du wp14">
   <w:abstractNum w:abstractNumId="0" w15:restartNumberingAfterBreak="0">
+    <w:nsid w:val="130B37B1"/>
+    <w:multiLevelType w:val="hybridMultilevel"/>
+    <w:tmpl w:val="5F3E2122"/>
+    <w:lvl w:ilvl="0" w:tplc="0C0A0001">
+      <w:start w:val="1"/>
+      <w:numFmt w:val="bullet"/>
+      <w:lvlText w:val=""/>
+      <w:lvlJc w:val="left"/>
+      <w:pPr>
+        <w:ind w:left="720" w:hanging="360"/>
+      </w:pPr>
+      <w:rPr>
+        <w:rFonts w:ascii="Symbol" w:hAnsi="Symbol" w:hint="default"/>
+      </w:rPr>
+    </w:lvl>
+    <w:lvl w:ilvl="1" w:tplc="0C0A0003" w:tentative="1">
+      <w:start w:val="1"/>
+      <w:numFmt w:val="bullet"/>
+      <w:lvlText w:val="o"/>
+      <w:lvlJc w:val="left"/>
+      <w:pPr>
+        <w:ind w:left="1440" w:hanging="360"/>
+      </w:pPr>
+      <w:rPr>
+        <w:rFonts w:ascii="Courier New" w:hAnsi="Courier New" w:cs="Courier New" w:hint="default"/>
+      </w:rPr>
+    </w:lvl>
+    <w:lvl w:ilvl="2" w:tplc="0C0A0005" w:tentative="1">
+      <w:start w:val="1"/>
+      <w:numFmt w:val="bullet"/>
+      <w:lvlText w:val=""/>
+      <w:lvlJc w:val="left"/>
+      <w:pPr>
+        <w:ind w:left="2160" w:hanging="360"/>
+      </w:pPr>
+      <w:rPr>
+        <w:rFonts w:ascii="Wingdings" w:hAnsi="Wingdings" w:hint="default"/>
+      </w:rPr>
+    </w:lvl>
+    <w:lvl w:ilvl="3" w:tplc="0C0A0001" w:tentative="1">
+      <w:start w:val="1"/>
+      <w:numFmt w:val="bullet"/>
+      <w:lvlText w:val=""/>
+      <w:lvlJc w:val="left"/>
+      <w:pPr>
+        <w:ind w:left="2880" w:hanging="360"/>
+      </w:pPr>
+      <w:rPr>
+        <w:rFonts w:ascii="Symbol" w:hAnsi="Symbol" w:hint="default"/>
+      </w:rPr>
+    </w:lvl>
+    <w:lvl w:ilvl="4" w:tplc="0C0A0003" w:tentative="1">
+      <w:start w:val="1"/>
+      <w:numFmt w:val="bullet"/>
+      <w:lvlText w:val="o"/>
+      <w:lvlJc w:val="left"/>
+      <w:pPr>
+        <w:ind w:left="3600" w:hanging="360"/>
+      </w:pPr>
+      <w:rPr>
+        <w:rFonts w:ascii="Courier New" w:hAnsi="Courier New" w:cs="Courier New" w:hint="default"/>
+      </w:rPr>
+    </w:lvl>
+    <w:lvl w:ilvl="5" w:tplc="0C0A0005" w:tentative="1">
+      <w:start w:val="1"/>
+      <w:numFmt w:val="bullet"/>
+      <w:lvlText w:val=""/>
+      <w:lvlJc w:val="left"/>
+      <w:pPr>
+        <w:ind w:left="4320" w:hanging="360"/>
+      </w:pPr>
+      <w:rPr>
+        <w:rFonts w:ascii="Wingdings" w:hAnsi="Wingdings" w:hint="default"/>
+      </w:rPr>
+    </w:lvl>
+    <w:lvl w:ilvl="6" w:tplc="0C0A0001" w:tentative="1">
+      <w:start w:val="1"/>
+      <w:numFmt w:val="bullet"/>
+      <w:lvlText w:val=""/>
+      <w:lvlJc w:val="left"/>
+      <w:pPr>
+        <w:ind w:left="5040" w:hanging="360"/>
+      </w:pPr>
+      <w:rPr>
+        <w:rFonts w:ascii="Symbol" w:hAnsi="Symbol" w:hint="default"/>
+      </w:rPr>
+    </w:lvl>
+    <w:lvl w:ilvl="7" w:tplc="0C0A0003" w:tentative="1">
+      <w:start w:val="1"/>
+      <w:numFmt w:val="bullet"/>
+      <w:lvlText w:val="o"/>
+      <w:lvlJc w:val="left"/>
+      <w:pPr>
+        <w:ind w:left="5760" w:hanging="360"/>
+      </w:pPr>
+      <w:rPr>
+        <w:rFonts w:ascii="Courier New" w:hAnsi="Courier New" w:cs="Courier New" w:hint="default"/>
+      </w:rPr>
+    </w:lvl>
+    <w:lvl w:ilvl="8" w:tplc="0C0A0005" w:tentative="1">
+      <w:start w:val="1"/>
+      <w:numFmt w:val="bullet"/>
+      <w:lvlText w:val=""/>
+      <w:lvlJc w:val="left"/>
+      <w:pPr>
+        <w:ind w:left="6480" w:hanging="360"/>
+      </w:pPr>
+      <w:rPr>
+        <w:rFonts w:ascii="Wingdings" w:hAnsi="Wingdings" w:hint="default"/>
+      </w:rPr>
+    </w:lvl>
+  </w:abstractNum>
+  <w:abstractNum w:abstractNumId="1" w15:restartNumberingAfterBreak="0">
     <w:nsid w:val="17250F99"/>
     <w:multiLevelType w:val="multilevel"/>
     <w:tmpl w:val="09CE939A"/>
@@ -3030,7 +4177,7 @@
       </w:rPr>
     </w:lvl>
   </w:abstractNum>
-  <w:abstractNum w:abstractNumId="1" w15:restartNumberingAfterBreak="0">
+  <w:abstractNum w:abstractNumId="2" w15:restartNumberingAfterBreak="0">
     <w:nsid w:val="18BB7A22"/>
     <w:multiLevelType w:val="multilevel"/>
     <w:tmpl w:val="5A8C14A6"/>
@@ -3143,7 +4290,120 @@
       </w:rPr>
     </w:lvl>
   </w:abstractNum>
-  <w:abstractNum w:abstractNumId="2" w15:restartNumberingAfterBreak="0">
+  <w:abstractNum w:abstractNumId="3" w15:restartNumberingAfterBreak="0">
+    <w:nsid w:val="2BE236E5"/>
+    <w:multiLevelType w:val="hybridMultilevel"/>
+    <w:tmpl w:val="6B3A0F50"/>
+    <w:lvl w:ilvl="0" w:tplc="0C0A0001">
+      <w:start w:val="1"/>
+      <w:numFmt w:val="bullet"/>
+      <w:lvlText w:val=""/>
+      <w:lvlJc w:val="left"/>
+      <w:pPr>
+        <w:ind w:left="785" w:hanging="360"/>
+      </w:pPr>
+      <w:rPr>
+        <w:rFonts w:ascii="Symbol" w:hAnsi="Symbol" w:hint="default"/>
+      </w:rPr>
+    </w:lvl>
+    <w:lvl w:ilvl="1" w:tplc="0C0A0003" w:tentative="1">
+      <w:start w:val="1"/>
+      <w:numFmt w:val="bullet"/>
+      <w:lvlText w:val="o"/>
+      <w:lvlJc w:val="left"/>
+      <w:pPr>
+        <w:ind w:left="1505" w:hanging="360"/>
+      </w:pPr>
+      <w:rPr>
+        <w:rFonts w:ascii="Courier New" w:hAnsi="Courier New" w:cs="Courier New" w:hint="default"/>
+      </w:rPr>
+    </w:lvl>
+    <w:lvl w:ilvl="2" w:tplc="0C0A0005" w:tentative="1">
+      <w:start w:val="1"/>
+      <w:numFmt w:val="bullet"/>
+      <w:lvlText w:val=""/>
+      <w:lvlJc w:val="left"/>
+      <w:pPr>
+        <w:ind w:left="2225" w:hanging="360"/>
+      </w:pPr>
+      <w:rPr>
+        <w:rFonts w:ascii="Wingdings" w:hAnsi="Wingdings" w:hint="default"/>
+      </w:rPr>
+    </w:lvl>
+    <w:lvl w:ilvl="3" w:tplc="0C0A0001" w:tentative="1">
+      <w:start w:val="1"/>
+      <w:numFmt w:val="bullet"/>
+      <w:lvlText w:val=""/>
+      <w:lvlJc w:val="left"/>
+      <w:pPr>
+        <w:ind w:left="2945" w:hanging="360"/>
+      </w:pPr>
+      <w:rPr>
+        <w:rFonts w:ascii="Symbol" w:hAnsi="Symbol" w:hint="default"/>
+      </w:rPr>
+    </w:lvl>
+    <w:lvl w:ilvl="4" w:tplc="0C0A0003" w:tentative="1">
+      <w:start w:val="1"/>
+      <w:numFmt w:val="bullet"/>
+      <w:lvlText w:val="o"/>
+      <w:lvlJc w:val="left"/>
+      <w:pPr>
+        <w:ind w:left="3665" w:hanging="360"/>
+      </w:pPr>
+      <w:rPr>
+        <w:rFonts w:ascii="Courier New" w:hAnsi="Courier New" w:cs="Courier New" w:hint="default"/>
+      </w:rPr>
+    </w:lvl>
+    <w:lvl w:ilvl="5" w:tplc="0C0A0005" w:tentative="1">
+      <w:start w:val="1"/>
+      <w:numFmt w:val="bullet"/>
+      <w:lvlText w:val=""/>
+      <w:lvlJc w:val="left"/>
+      <w:pPr>
+        <w:ind w:left="4385" w:hanging="360"/>
+      </w:pPr>
+      <w:rPr>
+        <w:rFonts w:ascii="Wingdings" w:hAnsi="Wingdings" w:hint="default"/>
+      </w:rPr>
+    </w:lvl>
+    <w:lvl w:ilvl="6" w:tplc="0C0A0001" w:tentative="1">
+      <w:start w:val="1"/>
+      <w:numFmt w:val="bullet"/>
+      <w:lvlText w:val=""/>
+      <w:lvlJc w:val="left"/>
+      <w:pPr>
+        <w:ind w:left="5105" w:hanging="360"/>
+      </w:pPr>
+      <w:rPr>
+        <w:rFonts w:ascii="Symbol" w:hAnsi="Symbol" w:hint="default"/>
+      </w:rPr>
+    </w:lvl>
+    <w:lvl w:ilvl="7" w:tplc="0C0A0003" w:tentative="1">
+      <w:start w:val="1"/>
+      <w:numFmt w:val="bullet"/>
+      <w:lvlText w:val="o"/>
+      <w:lvlJc w:val="left"/>
+      <w:pPr>
+        <w:ind w:left="5825" w:hanging="360"/>
+      </w:pPr>
+      <w:rPr>
+        <w:rFonts w:ascii="Courier New" w:hAnsi="Courier New" w:cs="Courier New" w:hint="default"/>
+      </w:rPr>
+    </w:lvl>
+    <w:lvl w:ilvl="8" w:tplc="0C0A0005" w:tentative="1">
+      <w:start w:val="1"/>
+      <w:numFmt w:val="bullet"/>
+      <w:lvlText w:val=""/>
+      <w:lvlJc w:val="left"/>
+      <w:pPr>
+        <w:ind w:left="6545" w:hanging="360"/>
+      </w:pPr>
+      <w:rPr>
+        <w:rFonts w:ascii="Wingdings" w:hAnsi="Wingdings" w:hint="default"/>
+      </w:rPr>
+    </w:lvl>
+  </w:abstractNum>
+  <w:abstractNum w:abstractNumId="4" w15:restartNumberingAfterBreak="0">
     <w:nsid w:val="3B8A6745"/>
     <w:multiLevelType w:val="multilevel"/>
     <w:tmpl w:val="2FAE9B78"/>
@@ -3292,7 +4552,156 @@
       </w:rPr>
     </w:lvl>
   </w:abstractNum>
-  <w:abstractNum w:abstractNumId="3" w15:restartNumberingAfterBreak="0">
+  <w:abstractNum w:abstractNumId="5" w15:restartNumberingAfterBreak="0">
+    <w:nsid w:val="3D023BBA"/>
+    <w:multiLevelType w:val="multilevel"/>
+    <w:tmpl w:val="0448961A"/>
+    <w:lvl w:ilvl="0">
+      <w:start w:val="1"/>
+      <w:numFmt w:val="bullet"/>
+      <w:lvlText w:val=""/>
+      <w:lvlJc w:val="left"/>
+      <w:pPr>
+        <w:tabs>
+          <w:tab w:val="num" w:pos="720"/>
+        </w:tabs>
+        <w:ind w:left="720" w:hanging="360"/>
+      </w:pPr>
+      <w:rPr>
+        <w:rFonts w:ascii="Symbol" w:hAnsi="Symbol" w:hint="default"/>
+        <w:sz w:val="20"/>
+      </w:rPr>
+    </w:lvl>
+    <w:lvl w:ilvl="1" w:tentative="1">
+      <w:start w:val="1"/>
+      <w:numFmt w:val="bullet"/>
+      <w:lvlText w:val="o"/>
+      <w:lvlJc w:val="left"/>
+      <w:pPr>
+        <w:tabs>
+          <w:tab w:val="num" w:pos="1440"/>
+        </w:tabs>
+        <w:ind w:left="1440" w:hanging="360"/>
+      </w:pPr>
+      <w:rPr>
+        <w:rFonts w:ascii="Courier New" w:hAnsi="Courier New" w:hint="default"/>
+        <w:sz w:val="20"/>
+      </w:rPr>
+    </w:lvl>
+    <w:lvl w:ilvl="2" w:tentative="1">
+      <w:start w:val="1"/>
+      <w:numFmt w:val="bullet"/>
+      <w:lvlText w:val=""/>
+      <w:lvlJc w:val="left"/>
+      <w:pPr>
+        <w:tabs>
+          <w:tab w:val="num" w:pos="2160"/>
+        </w:tabs>
+        <w:ind w:left="2160" w:hanging="360"/>
+      </w:pPr>
+      <w:rPr>
+        <w:rFonts w:ascii="Wingdings" w:hAnsi="Wingdings" w:hint="default"/>
+        <w:sz w:val="20"/>
+      </w:rPr>
+    </w:lvl>
+    <w:lvl w:ilvl="3" w:tentative="1">
+      <w:start w:val="1"/>
+      <w:numFmt w:val="bullet"/>
+      <w:lvlText w:val=""/>
+      <w:lvlJc w:val="left"/>
+      <w:pPr>
+        <w:tabs>
+          <w:tab w:val="num" w:pos="2880"/>
+        </w:tabs>
+        <w:ind w:left="2880" w:hanging="360"/>
+      </w:pPr>
+      <w:rPr>
+        <w:rFonts w:ascii="Wingdings" w:hAnsi="Wingdings" w:hint="default"/>
+        <w:sz w:val="20"/>
+      </w:rPr>
+    </w:lvl>
+    <w:lvl w:ilvl="4" w:tentative="1">
+      <w:start w:val="1"/>
+      <w:numFmt w:val="bullet"/>
+      <w:lvlText w:val=""/>
+      <w:lvlJc w:val="left"/>
+      <w:pPr>
+        <w:tabs>
+          <w:tab w:val="num" w:pos="3600"/>
+        </w:tabs>
+        <w:ind w:left="3600" w:hanging="360"/>
+      </w:pPr>
+      <w:rPr>
+        <w:rFonts w:ascii="Wingdings" w:hAnsi="Wingdings" w:hint="default"/>
+        <w:sz w:val="20"/>
+      </w:rPr>
+    </w:lvl>
+    <w:lvl w:ilvl="5" w:tentative="1">
+      <w:start w:val="1"/>
+      <w:numFmt w:val="bullet"/>
+      <w:lvlText w:val=""/>
+      <w:lvlJc w:val="left"/>
+      <w:pPr>
+        <w:tabs>
+          <w:tab w:val="num" w:pos="4320"/>
+        </w:tabs>
+        <w:ind w:left="4320" w:hanging="360"/>
+      </w:pPr>
+      <w:rPr>
+        <w:rFonts w:ascii="Wingdings" w:hAnsi="Wingdings" w:hint="default"/>
+        <w:sz w:val="20"/>
+      </w:rPr>
+    </w:lvl>
+    <w:lvl w:ilvl="6" w:tentative="1">
+      <w:start w:val="1"/>
+      <w:numFmt w:val="bullet"/>
+      <w:lvlText w:val=""/>
+      <w:lvlJc w:val="left"/>
+      <w:pPr>
+        <w:tabs>
+          <w:tab w:val="num" w:pos="5040"/>
+        </w:tabs>
+        <w:ind w:left="5040" w:hanging="360"/>
+      </w:pPr>
+      <w:rPr>
+        <w:rFonts w:ascii="Wingdings" w:hAnsi="Wingdings" w:hint="default"/>
+        <w:sz w:val="20"/>
+      </w:rPr>
+    </w:lvl>
+    <w:lvl w:ilvl="7" w:tentative="1">
+      <w:start w:val="1"/>
+      <w:numFmt w:val="bullet"/>
+      <w:lvlText w:val=""/>
+      <w:lvlJc w:val="left"/>
+      <w:pPr>
+        <w:tabs>
+          <w:tab w:val="num" w:pos="5760"/>
+        </w:tabs>
+        <w:ind w:left="5760" w:hanging="360"/>
+      </w:pPr>
+      <w:rPr>
+        <w:rFonts w:ascii="Wingdings" w:hAnsi="Wingdings" w:hint="default"/>
+        <w:sz w:val="20"/>
+      </w:rPr>
+    </w:lvl>
+    <w:lvl w:ilvl="8" w:tentative="1">
+      <w:start w:val="1"/>
+      <w:numFmt w:val="bullet"/>
+      <w:lvlText w:val=""/>
+      <w:lvlJc w:val="left"/>
+      <w:pPr>
+        <w:tabs>
+          <w:tab w:val="num" w:pos="6480"/>
+        </w:tabs>
+        <w:ind w:left="6480" w:hanging="360"/>
+      </w:pPr>
+      <w:rPr>
+        <w:rFonts w:ascii="Wingdings" w:hAnsi="Wingdings" w:hint="default"/>
+        <w:sz w:val="20"/>
+      </w:rPr>
+    </w:lvl>
+  </w:abstractNum>
+  <w:abstractNum w:abstractNumId="6" w15:restartNumberingAfterBreak="0">
     <w:nsid w:val="41134813"/>
     <w:multiLevelType w:val="hybridMultilevel"/>
     <w:tmpl w:val="98BCFD54"/>
@@ -3405,7 +4814,7 @@
       </w:rPr>
     </w:lvl>
   </w:abstractNum>
-  <w:abstractNum w:abstractNumId="4" w15:restartNumberingAfterBreak="0">
+  <w:abstractNum w:abstractNumId="7" w15:restartNumberingAfterBreak="0">
     <w:nsid w:val="47037C8D"/>
     <w:multiLevelType w:val="hybridMultilevel"/>
     <w:tmpl w:val="DACC63B4"/>
@@ -3493,7 +4902,7 @@
       </w:pPr>
     </w:lvl>
   </w:abstractNum>
-  <w:abstractNum w:abstractNumId="5" w15:restartNumberingAfterBreak="0">
+  <w:abstractNum w:abstractNumId="8" w15:restartNumberingAfterBreak="0">
     <w:nsid w:val="4AE27D95"/>
     <w:multiLevelType w:val="hybridMultilevel"/>
     <w:tmpl w:val="4836BAB0"/>
@@ -3606,7 +5015,7 @@
       </w:rPr>
     </w:lvl>
   </w:abstractNum>
-  <w:abstractNum w:abstractNumId="6" w15:restartNumberingAfterBreak="0">
+  <w:abstractNum w:abstractNumId="9" w15:restartNumberingAfterBreak="0">
     <w:nsid w:val="5B5179AA"/>
     <w:multiLevelType w:val="hybridMultilevel"/>
     <w:tmpl w:val="47922C92"/>
@@ -3719,7 +5128,7 @@
       </w:rPr>
     </w:lvl>
   </w:abstractNum>
-  <w:abstractNum w:abstractNumId="7" w15:restartNumberingAfterBreak="0">
+  <w:abstractNum w:abstractNumId="10" w15:restartNumberingAfterBreak="0">
     <w:nsid w:val="637C5219"/>
     <w:multiLevelType w:val="multilevel"/>
     <w:tmpl w:val="7ACA04B4"/>
@@ -3832,7 +5241,7 @@
       </w:rPr>
     </w:lvl>
   </w:abstractNum>
-  <w:abstractNum w:abstractNumId="8" w15:restartNumberingAfterBreak="0">
+  <w:abstractNum w:abstractNumId="11" w15:restartNumberingAfterBreak="0">
     <w:nsid w:val="6A0214F9"/>
     <w:multiLevelType w:val="hybridMultilevel"/>
     <w:tmpl w:val="8272C286"/>
@@ -3945,7 +5354,120 @@
       </w:rPr>
     </w:lvl>
   </w:abstractNum>
-  <w:abstractNum w:abstractNumId="9" w15:restartNumberingAfterBreak="0">
+  <w:abstractNum w:abstractNumId="12" w15:restartNumberingAfterBreak="0">
+    <w:nsid w:val="6D85676B"/>
+    <w:multiLevelType w:val="hybridMultilevel"/>
+    <w:tmpl w:val="A7D299D6"/>
+    <w:lvl w:ilvl="0" w:tplc="0C0A0001">
+      <w:start w:val="1"/>
+      <w:numFmt w:val="bullet"/>
+      <w:lvlText w:val=""/>
+      <w:lvlJc w:val="left"/>
+      <w:pPr>
+        <w:ind w:left="720" w:hanging="360"/>
+      </w:pPr>
+      <w:rPr>
+        <w:rFonts w:ascii="Symbol" w:hAnsi="Symbol" w:hint="default"/>
+      </w:rPr>
+    </w:lvl>
+    <w:lvl w:ilvl="1" w:tplc="0C0A0003" w:tentative="1">
+      <w:start w:val="1"/>
+      <w:numFmt w:val="bullet"/>
+      <w:lvlText w:val="o"/>
+      <w:lvlJc w:val="left"/>
+      <w:pPr>
+        <w:ind w:left="1440" w:hanging="360"/>
+      </w:pPr>
+      <w:rPr>
+        <w:rFonts w:ascii="Courier New" w:hAnsi="Courier New" w:cs="Courier New" w:hint="default"/>
+      </w:rPr>
+    </w:lvl>
+    <w:lvl w:ilvl="2" w:tplc="0C0A0005" w:tentative="1">
+      <w:start w:val="1"/>
+      <w:numFmt w:val="bullet"/>
+      <w:lvlText w:val=""/>
+      <w:lvlJc w:val="left"/>
+      <w:pPr>
+        <w:ind w:left="2160" w:hanging="360"/>
+      </w:pPr>
+      <w:rPr>
+        <w:rFonts w:ascii="Wingdings" w:hAnsi="Wingdings" w:hint="default"/>
+      </w:rPr>
+    </w:lvl>
+    <w:lvl w:ilvl="3" w:tplc="0C0A0001" w:tentative="1">
+      <w:start w:val="1"/>
+      <w:numFmt w:val="bullet"/>
+      <w:lvlText w:val=""/>
+      <w:lvlJc w:val="left"/>
+      <w:pPr>
+        <w:ind w:left="2880" w:hanging="360"/>
+      </w:pPr>
+      <w:rPr>
+        <w:rFonts w:ascii="Symbol" w:hAnsi="Symbol" w:hint="default"/>
+      </w:rPr>
+    </w:lvl>
+    <w:lvl w:ilvl="4" w:tplc="0C0A0003" w:tentative="1">
+      <w:start w:val="1"/>
+      <w:numFmt w:val="bullet"/>
+      <w:lvlText w:val="o"/>
+      <w:lvlJc w:val="left"/>
+      <w:pPr>
+        <w:ind w:left="3600" w:hanging="360"/>
+      </w:pPr>
+      <w:rPr>
+        <w:rFonts w:ascii="Courier New" w:hAnsi="Courier New" w:cs="Courier New" w:hint="default"/>
+      </w:rPr>
+    </w:lvl>
+    <w:lvl w:ilvl="5" w:tplc="0C0A0005" w:tentative="1">
+      <w:start w:val="1"/>
+      <w:numFmt w:val="bullet"/>
+      <w:lvlText w:val=""/>
+      <w:lvlJc w:val="left"/>
+      <w:pPr>
+        <w:ind w:left="4320" w:hanging="360"/>
+      </w:pPr>
+      <w:rPr>
+        <w:rFonts w:ascii="Wingdings" w:hAnsi="Wingdings" w:hint="default"/>
+      </w:rPr>
+    </w:lvl>
+    <w:lvl w:ilvl="6" w:tplc="0C0A0001" w:tentative="1">
+      <w:start w:val="1"/>
+      <w:numFmt w:val="bullet"/>
+      <w:lvlText w:val=""/>
+      <w:lvlJc w:val="left"/>
+      <w:pPr>
+        <w:ind w:left="5040" w:hanging="360"/>
+      </w:pPr>
+      <w:rPr>
+        <w:rFonts w:ascii="Symbol" w:hAnsi="Symbol" w:hint="default"/>
+      </w:rPr>
+    </w:lvl>
+    <w:lvl w:ilvl="7" w:tplc="0C0A0003" w:tentative="1">
+      <w:start w:val="1"/>
+      <w:numFmt w:val="bullet"/>
+      <w:lvlText w:val="o"/>
+      <w:lvlJc w:val="left"/>
+      <w:pPr>
+        <w:ind w:left="5760" w:hanging="360"/>
+      </w:pPr>
+      <w:rPr>
+        <w:rFonts w:ascii="Courier New" w:hAnsi="Courier New" w:cs="Courier New" w:hint="default"/>
+      </w:rPr>
+    </w:lvl>
+    <w:lvl w:ilvl="8" w:tplc="0C0A0005" w:tentative="1">
+      <w:start w:val="1"/>
+      <w:numFmt w:val="bullet"/>
+      <w:lvlText w:val=""/>
+      <w:lvlJc w:val="left"/>
+      <w:pPr>
+        <w:ind w:left="6480" w:hanging="360"/>
+      </w:pPr>
+      <w:rPr>
+        <w:rFonts w:ascii="Wingdings" w:hAnsi="Wingdings" w:hint="default"/>
+      </w:rPr>
+    </w:lvl>
+  </w:abstractNum>
+  <w:abstractNum w:abstractNumId="13" w15:restartNumberingAfterBreak="0">
     <w:nsid w:val="7246262E"/>
     <w:multiLevelType w:val="hybridMultilevel"/>
     <w:tmpl w:val="DA0827D6"/>
@@ -4058,7 +5580,7 @@
       </w:rPr>
     </w:lvl>
   </w:abstractNum>
-  <w:abstractNum w:abstractNumId="10" w15:restartNumberingAfterBreak="0">
+  <w:abstractNum w:abstractNumId="14" w15:restartNumberingAfterBreak="0">
     <w:nsid w:val="735B31CA"/>
     <w:multiLevelType w:val="hybridMultilevel"/>
     <w:tmpl w:val="BE6836B4"/>
@@ -4172,37 +5694,49 @@
     </w:lvl>
   </w:abstractNum>
   <w:num w:numId="1" w16cid:durableId="2129621592">
+    <w:abstractNumId w:val="7"/>
+  </w:num>
+  <w:num w:numId="2" w16cid:durableId="389111089">
+    <w:abstractNumId w:val="13"/>
+  </w:num>
+  <w:num w:numId="3" w16cid:durableId="2004622877">
+    <w:abstractNumId w:val="10"/>
+  </w:num>
+  <w:num w:numId="4" w16cid:durableId="2014338787">
+    <w:abstractNumId w:val="14"/>
+  </w:num>
+  <w:num w:numId="5" w16cid:durableId="1640957279">
+    <w:abstractNumId w:val="6"/>
+  </w:num>
+  <w:num w:numId="6" w16cid:durableId="931544022">
+    <w:abstractNumId w:val="11"/>
+  </w:num>
+  <w:num w:numId="7" w16cid:durableId="998579085">
+    <w:abstractNumId w:val="9"/>
+  </w:num>
+  <w:num w:numId="8" w16cid:durableId="2088456272">
+    <w:abstractNumId w:val="8"/>
+  </w:num>
+  <w:num w:numId="9" w16cid:durableId="1409108524">
+    <w:abstractNumId w:val="2"/>
+  </w:num>
+  <w:num w:numId="10" w16cid:durableId="1677725241">
     <w:abstractNumId w:val="4"/>
   </w:num>
-  <w:num w:numId="2" w16cid:durableId="389111089">
-    <w:abstractNumId w:val="9"/>
+  <w:num w:numId="11" w16cid:durableId="1986277811">
+    <w:abstractNumId w:val="1"/>
   </w:num>
-  <w:num w:numId="3" w16cid:durableId="2004622877">
-    <w:abstractNumId w:val="7"/>
+  <w:num w:numId="12" w16cid:durableId="338242192">
+    <w:abstractNumId w:val="0"/>
   </w:num>
-  <w:num w:numId="4" w16cid:durableId="2014338787">
-    <w:abstractNumId w:val="10"/>
-  </w:num>
-  <w:num w:numId="5" w16cid:durableId="1640957279">
-    <w:abstractNumId w:val="3"/>
-  </w:num>
-  <w:num w:numId="6" w16cid:durableId="931544022">
-    <w:abstractNumId w:val="8"/>
-  </w:num>
-  <w:num w:numId="7" w16cid:durableId="998579085">
-    <w:abstractNumId w:val="6"/>
-  </w:num>
-  <w:num w:numId="8" w16cid:durableId="2088456272">
+  <w:num w:numId="13" w16cid:durableId="1708797885">
     <w:abstractNumId w:val="5"/>
   </w:num>
-  <w:num w:numId="9" w16cid:durableId="1409108524">
-    <w:abstractNumId w:val="1"/>
+  <w:num w:numId="14" w16cid:durableId="1009871367">
+    <w:abstractNumId w:val="12"/>
   </w:num>
-  <w:num w:numId="10" w16cid:durableId="1677725241">
-    <w:abstractNumId w:val="2"/>
-  </w:num>
-  <w:num w:numId="11" w16cid:durableId="1986277811">
-    <w:abstractNumId w:val="0"/>
+  <w:num w:numId="15" w16cid:durableId="595482577">
+    <w:abstractNumId w:val="3"/>
   </w:num>
 </w:numbering>
 </file>
@@ -4607,6 +6141,7 @@
   <w:style w:type="paragraph" w:default="1" w:styleId="Normal">
     <w:name w:val="Normal"/>
     <w:qFormat/>
+    <w:rsid w:val="00642B8D"/>
   </w:style>
   <w:style w:type="paragraph" w:styleId="Ttulo1">
     <w:name w:val="heading 1"/>
@@ -5427,10 +6962,15 @@
   </w:compat>
   <w:rsids>
     <w:rsidRoot w:val="00FD073F"/>
+    <w:rsid w:val="0001342F"/>
     <w:rsid w:val="00263943"/>
     <w:rsid w:val="002F5192"/>
+    <w:rsid w:val="006339BE"/>
     <w:rsid w:val="00636667"/>
+    <w:rsid w:val="008002F3"/>
+    <w:rsid w:val="00867D3E"/>
     <w:rsid w:val="009742D9"/>
+    <w:rsid w:val="00A35F4F"/>
     <w:rsid w:val="00DE72CD"/>
     <w:rsid w:val="00FA4BF7"/>
     <w:rsid w:val="00FD073F"/>
